--- a/4. PSA/Assignment.docx
+++ b/4. PSA/Assignment.docx
@@ -2498,7 +2498,10 @@
         </w:numPr>
       </w:pPr>
       <w:r>
-        <w:t xml:space="preserve">Hint: package </w:t>
+        <w:t>Tip 1</w:t>
+      </w:r>
+      <w:r>
+        <w:t xml:space="preserve">: package </w:t>
       </w:r>
       <w:proofErr w:type="spellStart"/>
       <w:r>
@@ -2509,7 +2512,50 @@
       </w:r>
       <w:proofErr w:type="spellEnd"/>
       <w:r>
-        <w:t xml:space="preserve"> deals with truncated normal distributions.</w:t>
+        <w:t xml:space="preserve"> deals with truncated normal distributions</w:t>
+      </w:r>
+      <w:r>
+        <w:t xml:space="preserve">, always use the </w:t>
+      </w:r>
+      <w:proofErr w:type="spellStart"/>
+      <w:r>
+        <w:t>rnorm</w:t>
+      </w:r>
+      <w:proofErr w:type="spellEnd"/>
+      <w:r>
+        <w:t xml:space="preserve">, </w:t>
+      </w:r>
+      <w:proofErr w:type="spellStart"/>
+      <w:r>
+        <w:t>rbeta</w:t>
+      </w:r>
+      <w:proofErr w:type="spellEnd"/>
+      <w:r>
+        <w:t xml:space="preserve">, </w:t>
+      </w:r>
+      <w:proofErr w:type="spellStart"/>
+      <w:r>
+        <w:t>rgamma</w:t>
+      </w:r>
+      <w:proofErr w:type="spellEnd"/>
+      <w:r>
+        <w:t xml:space="preserve">, </w:t>
+      </w:r>
+      <w:proofErr w:type="spellStart"/>
+      <w:r>
+        <w:t>rtruncnorm</w:t>
+      </w:r>
+      <w:proofErr w:type="spellEnd"/>
+      <w:r>
+        <w:t xml:space="preserve">, </w:t>
+      </w:r>
+      <w:proofErr w:type="spellStart"/>
+      <w:r>
+        <w:t>rlnorm</w:t>
+      </w:r>
+      <w:proofErr w:type="spellEnd"/>
+      <w:r>
+        <w:t>.</w:t>
       </w:r>
     </w:p>
     <w:p>
@@ -2521,7 +2567,7 @@
         </w:numPr>
       </w:pPr>
       <w:r>
-        <w:t xml:space="preserve">Conduct a Probabilistic Cost-Effectiveness analysis of treatment vs no-treatment </w:t>
+        <w:t>Tip 2: Calculate probability p.S1D and p.S2D inside the Markov model (step 3), not inside the input. (step 2)</w:t>
       </w:r>
     </w:p>
     <w:p>
@@ -2533,7 +2579,7 @@
         </w:numPr>
       </w:pPr>
       <w:r>
-        <w:t>Create histograms of discounted costs and discounted QALYs.</w:t>
+        <w:t xml:space="preserve">Conduct a Probabilistic Cost-Effectiveness analysis of treatment vs no-treatment </w:t>
       </w:r>
     </w:p>
     <w:p>
@@ -2545,8 +2591,22 @@
         </w:numPr>
       </w:pPr>
       <w:r>
+        <w:t>Create histograms of discounted costs and discounted QALYs.</w:t>
+      </w:r>
+    </w:p>
+    <w:p>
+      <w:pPr>
+        <w:pStyle w:val="ListParagraph"/>
+        <w:numPr>
+          <w:ilvl w:val="0"/>
+          <w:numId w:val="1"/>
+        </w:numPr>
+      </w:pPr>
+      <w:r>
         <w:t>Create a cost-effectiveness plane to present incremental costs (discounted and incremental QALYs (discounted).</w:t>
       </w:r>
+      <w:bookmarkStart w:id="0" w:name="_GoBack"/>
+      <w:bookmarkEnd w:id="0"/>
     </w:p>
     <w:p>
       <w:pPr>
@@ -2653,7 +2713,7 @@
                     <pic:cNvPicPr/>
                   </pic:nvPicPr>
                   <pic:blipFill>
-                    <a:blip r:embed="rId5" cstate="print">
+                    <a:blip r:embed="rId7" cstate="print">
                       <a:extLst>
                         <a:ext uri="{28A0092B-C50C-407E-A947-70E740481C1C}">
                           <a14:useLocalDpi xmlns:a14="http://schemas.microsoft.com/office/drawing/2010/main" val="0"/>
@@ -2705,7 +2765,7 @@
                     <pic:cNvPicPr/>
                   </pic:nvPicPr>
                   <pic:blipFill>
-                    <a:blip r:embed="rId6">
+                    <a:blip r:embed="rId8">
                       <a:extLst>
                         <a:ext uri="{28A0092B-C50C-407E-A947-70E740481C1C}">
                           <a14:useLocalDpi xmlns:a14="http://schemas.microsoft.com/office/drawing/2010/main" val="0"/>
@@ -2751,7 +2811,7 @@
                     <pic:cNvPicPr/>
                   </pic:nvPicPr>
                   <pic:blipFill>
-                    <a:blip r:embed="rId6">
+                    <a:blip r:embed="rId8">
                       <a:extLst>
                         <a:ext uri="{28A0092B-C50C-407E-A947-70E740481C1C}">
                           <a14:useLocalDpi xmlns:a14="http://schemas.microsoft.com/office/drawing/2010/main" val="0"/>
@@ -2797,7 +2857,7 @@
                     <pic:cNvPicPr/>
                   </pic:nvPicPr>
                   <pic:blipFill>
-                    <a:blip r:embed="rId7" cstate="print">
+                    <a:blip r:embed="rId9" cstate="print">
                       <a:extLst>
                         <a:ext uri="{28A0092B-C50C-407E-A947-70E740481C1C}">
                           <a14:useLocalDpi xmlns:a14="http://schemas.microsoft.com/office/drawing/2010/main" val="0"/>
@@ -2850,7 +2910,7 @@
                     <pic:cNvPicPr/>
                   </pic:nvPicPr>
                   <pic:blipFill>
-                    <a:blip r:embed="rId8" cstate="print">
+                    <a:blip r:embed="rId10" cstate="print">
                       <a:extLst>
                         <a:ext uri="{28A0092B-C50C-407E-A947-70E740481C1C}">
                           <a14:useLocalDpi xmlns:a14="http://schemas.microsoft.com/office/drawing/2010/main" val="0"/>
@@ -2904,7 +2964,7 @@
                     <pic:cNvPicPr/>
                   </pic:nvPicPr>
                   <pic:blipFill>
-                    <a:blip r:embed="rId9" cstate="print">
+                    <a:blip r:embed="rId11" cstate="print">
                       <a:extLst>
                         <a:ext uri="{28A0092B-C50C-407E-A947-70E740481C1C}">
                           <a14:useLocalDpi xmlns:a14="http://schemas.microsoft.com/office/drawing/2010/main" val="0"/>
@@ -2956,7 +3016,7 @@
                     <pic:cNvPicPr/>
                   </pic:nvPicPr>
                   <pic:blipFill>
-                    <a:blip r:embed="rId10">
+                    <a:blip r:embed="rId12">
                       <a:extLst>
                         <a:ext uri="{28A0092B-C50C-407E-A947-70E740481C1C}">
                           <a14:useLocalDpi xmlns:a14="http://schemas.microsoft.com/office/drawing/2010/main" val="0"/>
@@ -3004,7 +3064,7 @@
                     <pic:cNvPicPr/>
                   </pic:nvPicPr>
                   <pic:blipFill>
-                    <a:blip r:embed="rId11">
+                    <a:blip r:embed="rId13">
                       <a:extLst>
                         <a:ext uri="{28A0092B-C50C-407E-A947-70E740481C1C}">
                           <a14:useLocalDpi xmlns:a14="http://schemas.microsoft.com/office/drawing/2010/main" val="0"/>
@@ -3054,7 +3114,7 @@
                     <pic:cNvPicPr/>
                   </pic:nvPicPr>
                   <pic:blipFill>
-                    <a:blip r:embed="rId12">
+                    <a:blip r:embed="rId14">
                       <a:extLst>
                         <a:ext uri="{28A0092B-C50C-407E-A947-70E740481C1C}">
                           <a14:useLocalDpi xmlns:a14="http://schemas.microsoft.com/office/drawing/2010/main" val="0"/>
@@ -3100,12 +3160,9 @@
         <w:pStyle w:val="ListParagraph"/>
       </w:pPr>
     </w:p>
-    <w:p>
-      <w:bookmarkStart w:id="0" w:name="_GoBack"/>
-      <w:bookmarkEnd w:id="0"/>
-    </w:p>
+    <w:p/>
     <w:sectPr>
-      <w:headerReference w:type="default" r:id="rId13"/>
+      <w:headerReference w:type="default" r:id="rId15"/>
       <w:pgSz w:w="11906" w:h="16838"/>
       <w:pgMar w:top="1417" w:right="1417" w:bottom="1417" w:left="1417" w:header="708" w:footer="708" w:gutter="0"/>
       <w:cols w:space="708"/>
@@ -3113,6 +3170,56 @@
     </w:sectPr>
   </w:body>
 </w:document>
+</file>
+
+<file path=word/endnotes.xml><?xml version="1.0" encoding="utf-8"?>
+<w:endnotes xmlns:wpc="http://schemas.microsoft.com/office/word/2010/wordprocessingCanvas" xmlns:cx="http://schemas.microsoft.com/office/drawing/2014/chartex" xmlns:cx1="http://schemas.microsoft.com/office/drawing/2015/9/8/chartex" xmlns:cx2="http://schemas.microsoft.com/office/drawing/2015/10/21/chartex" xmlns:cx3="http://schemas.microsoft.com/office/drawing/2016/5/9/chartex" xmlns:cx4="http://schemas.microsoft.com/office/drawing/2016/5/10/chartex" xmlns:cx5="http://schemas.microsoft.com/office/drawing/2016/5/11/chartex" xmlns:cx6="http://schemas.microsoft.com/office/drawing/2016/5/12/chartex" xmlns:cx7="http://schemas.microsoft.com/office/drawing/2016/5/13/chartex" xmlns:cx8="http://schemas.microsoft.com/office/drawing/2016/5/14/chartex" xmlns:mc="http://schemas.openxmlformats.org/markup-compatibility/2006" xmlns:aink="http://schemas.microsoft.com/office/drawing/2016/ink" xmlns:am3d="http://schemas.microsoft.com/office/drawing/2017/model3d" xmlns:o="urn:schemas-microsoft-com:office:office" xmlns:r="http://schemas.openxmlformats.org/officeDocument/2006/relationships" xmlns:m="http://schemas.openxmlformats.org/officeDocument/2006/math" xmlns:v="urn:schemas-microsoft-com:vml" xmlns:wp14="http://schemas.microsoft.com/office/word/2010/wordprocessingDrawing" xmlns:wp="http://schemas.openxmlformats.org/drawingml/2006/wordprocessingDrawing" xmlns:w10="urn:schemas-microsoft-com:office:word" xmlns:w="http://schemas.openxmlformats.org/wordprocessingml/2006/main" xmlns:w14="http://schemas.microsoft.com/office/word/2010/wordml" xmlns:w15="http://schemas.microsoft.com/office/word/2012/wordml" xmlns:w16cid="http://schemas.microsoft.com/office/word/2016/wordml/cid" xmlns:w16se="http://schemas.microsoft.com/office/word/2015/wordml/symex" xmlns:wpg="http://schemas.microsoft.com/office/word/2010/wordprocessingGroup" xmlns:wpi="http://schemas.microsoft.com/office/word/2010/wordprocessingInk" xmlns:wne="http://schemas.microsoft.com/office/word/2006/wordml" xmlns:wps="http://schemas.microsoft.com/office/word/2010/wordprocessingShape" mc:Ignorable="w14 w15 w16se w16cid wp14">
+  <w:endnote w:type="separator" w:id="-1">
+    <w:p>
+      <w:pPr>
+        <w:spacing w:after="0" w:line="240" w:lineRule="auto"/>
+      </w:pPr>
+      <w:r>
+        <w:separator/>
+      </w:r>
+    </w:p>
+  </w:endnote>
+  <w:endnote w:type="continuationSeparator" w:id="0">
+    <w:p>
+      <w:pPr>
+        <w:spacing w:after="0" w:line="240" w:lineRule="auto"/>
+      </w:pPr>
+      <w:r>
+        <w:continuationSeparator/>
+      </w:r>
+    </w:p>
+  </w:endnote>
+</w:endnotes>
+</file>
+
+<file path=word/footnotes.xml><?xml version="1.0" encoding="utf-8"?>
+<w:footnotes xmlns:wpc="http://schemas.microsoft.com/office/word/2010/wordprocessingCanvas" xmlns:cx="http://schemas.microsoft.com/office/drawing/2014/chartex" xmlns:cx1="http://schemas.microsoft.com/office/drawing/2015/9/8/chartex" xmlns:cx2="http://schemas.microsoft.com/office/drawing/2015/10/21/chartex" xmlns:cx3="http://schemas.microsoft.com/office/drawing/2016/5/9/chartex" xmlns:cx4="http://schemas.microsoft.com/office/drawing/2016/5/10/chartex" xmlns:cx5="http://schemas.microsoft.com/office/drawing/2016/5/11/chartex" xmlns:cx6="http://schemas.microsoft.com/office/drawing/2016/5/12/chartex" xmlns:cx7="http://schemas.microsoft.com/office/drawing/2016/5/13/chartex" xmlns:cx8="http://schemas.microsoft.com/office/drawing/2016/5/14/chartex" xmlns:mc="http://schemas.openxmlformats.org/markup-compatibility/2006" xmlns:aink="http://schemas.microsoft.com/office/drawing/2016/ink" xmlns:am3d="http://schemas.microsoft.com/office/drawing/2017/model3d" xmlns:o="urn:schemas-microsoft-com:office:office" xmlns:r="http://schemas.openxmlformats.org/officeDocument/2006/relationships" xmlns:m="http://schemas.openxmlformats.org/officeDocument/2006/math" xmlns:v="urn:schemas-microsoft-com:vml" xmlns:wp14="http://schemas.microsoft.com/office/word/2010/wordprocessingDrawing" xmlns:wp="http://schemas.openxmlformats.org/drawingml/2006/wordprocessingDrawing" xmlns:w10="urn:schemas-microsoft-com:office:word" xmlns:w="http://schemas.openxmlformats.org/wordprocessingml/2006/main" xmlns:w14="http://schemas.microsoft.com/office/word/2010/wordml" xmlns:w15="http://schemas.microsoft.com/office/word/2012/wordml" xmlns:w16cid="http://schemas.microsoft.com/office/word/2016/wordml/cid" xmlns:w16se="http://schemas.microsoft.com/office/word/2015/wordml/symex" xmlns:wpg="http://schemas.microsoft.com/office/word/2010/wordprocessingGroup" xmlns:wpi="http://schemas.microsoft.com/office/word/2010/wordprocessingInk" xmlns:wne="http://schemas.microsoft.com/office/word/2006/wordml" xmlns:wps="http://schemas.microsoft.com/office/word/2010/wordprocessingShape" mc:Ignorable="w14 w15 w16se w16cid wp14">
+  <w:footnote w:type="separator" w:id="-1">
+    <w:p>
+      <w:pPr>
+        <w:spacing w:after="0" w:line="240" w:lineRule="auto"/>
+      </w:pPr>
+      <w:r>
+        <w:separator/>
+      </w:r>
+    </w:p>
+  </w:footnote>
+  <w:footnote w:type="continuationSeparator" w:id="0">
+    <w:p>
+      <w:pPr>
+        <w:spacing w:after="0" w:line="240" w:lineRule="auto"/>
+      </w:pPr>
+      <w:r>
+        <w:continuationSeparator/>
+      </w:r>
+    </w:p>
+  </w:footnote>
+</w:footnotes>
 </file>
 
 <file path=word/header1.xml><?xml version="1.0" encoding="utf-8"?>
@@ -3176,19 +3283,7 @@
       </w:drawing>
     </w:r>
     <w:r>
-      <w:t>R Workshop part 2</w:t>
-    </w:r>
-    <w:r>
-      <w:t xml:space="preserve"> </w:t>
-    </w:r>
-    <w:r>
-      <w:t>–</w:t>
-    </w:r>
-    <w:r>
-      <w:t xml:space="preserve"> Stan </w:t>
-    </w:r>
-    <w:r>
-      <w:t>Wijn</w:t>
+      <w:t>R Workshop part 2 – Stan Wijn</w:t>
     </w:r>
   </w:p>
 </w:hdr>
